--- a/data/outputs/v2/Chemistry/SS1.4_Chemical_Bonding/Chemistry_Chemical_Bonding_SummaryTable.docx
+++ b/data/outputs/v2/Chemistry/SS1.4_Chemical_Bonding/Chemistry_Chemical_Bonding_SummaryTable.docx
@@ -38,6 +38,177 @@
           <w:szCs w:val="22"/>
         </w:rPr>
         <w:t xml:space="preserve">Sub-Strand 1.4: Chemical Bonding — Teacher Reference (Pre-filled)</w:t>
+      </w:r>
+    </w:p>
+    <w:p>
+      <w:pPr>
+        <w:spacing w:after="80" w:before="120"/>
+      </w:pPr>
+      <w:r>
+        <w:rPr>
+          <w:rFonts w:ascii="Arial" w:cs="Arial" w:eastAsia="Arial" w:hAnsi="Arial"/>
+          <w:b/>
+          <w:bCs/>
+          <w:color w:val="1F3864"/>
+          <w:sz w:val="20"/>
+          <w:szCs w:val="20"/>
+        </w:rPr>
+        <w:t xml:space="preserve">ATTRIBUTION AND LICENSING</w:t>
+      </w:r>
+    </w:p>
+    <w:p>
+      <w:pPr>
+        <w:spacing w:after="60" w:before="0"/>
+      </w:pPr>
+      <w:r>
+        <w:rPr>
+          <w:rFonts w:ascii="Arial" w:cs="Arial" w:eastAsia="Arial" w:hAnsi="Arial"/>
+          <w:b/>
+          <w:bCs/>
+          <w:sz w:val="17"/>
+          <w:szCs w:val="17"/>
+        </w:rPr>
+        <w:t xml:space="preserve">Curriculum Alignment: </w:t>
+      </w:r>
+      <w:r>
+        <w:rPr>
+          <w:rFonts w:ascii="Arial" w:cs="Arial" w:eastAsia="Arial" w:hAnsi="Arial"/>
+          <w:sz w:val="17"/>
+          <w:szCs w:val="17"/>
+        </w:rPr>
+        <w:t xml:space="preserve">Structured in pedagogical alignment with the competence-based curriculum format and learning outcomes established by the Kenya Institute of Curriculum Development (KICD). This material is independently developed and is not officially endorsed or published by KICD.</w:t>
+      </w:r>
+    </w:p>
+    <w:p>
+      <w:pPr>
+        <w:spacing w:after="60" w:before="0"/>
+      </w:pPr>
+      <w:r>
+        <w:rPr>
+          <w:rFonts w:ascii="Arial" w:cs="Arial" w:eastAsia="Arial" w:hAnsi="Arial"/>
+          <w:b/>
+          <w:bCs/>
+          <w:sz w:val="17"/>
+          <w:szCs w:val="17"/>
+        </w:rPr>
+        <w:t xml:space="preserve">Content &amp; Pedagogy: </w:t>
+      </w:r>
+      <w:r>
+        <w:rPr>
+          <w:rFonts w:ascii="Arial" w:cs="Arial" w:eastAsia="Arial" w:hAnsi="Arial"/>
+          <w:sz w:val="17"/>
+          <w:szCs w:val="17"/>
+        </w:rPr>
+        <w:t xml:space="preserve">Developed and adapted by the educator team at SeaVuria (registered 501(c)(3) in the United States and registered NGO in Kenya, No. 872-850A-BF11), who designed the pedagogical framework, lesson templates and exemplar lessons on which this material is based.</w:t>
+      </w:r>
+    </w:p>
+    <w:p>
+      <w:pPr>
+        <w:spacing w:after="60" w:before="0"/>
+      </w:pPr>
+      <w:r>
+        <w:rPr>
+          <w:rFonts w:ascii="Arial" w:cs="Arial" w:eastAsia="Arial" w:hAnsi="Arial"/>
+          <w:b/>
+          <w:bCs/>
+          <w:sz w:val="17"/>
+          <w:szCs w:val="17"/>
+        </w:rPr>
+        <w:t xml:space="preserve">Production &amp; Layout: </w:t>
+      </w:r>
+      <w:r>
+        <w:rPr>
+          <w:rFonts w:ascii="Arial" w:cs="Arial" w:eastAsia="Arial" w:hAnsi="Arial"/>
+          <w:sz w:val="17"/>
+          <w:szCs w:val="17"/>
+        </w:rPr>
+        <w:t xml:space="preserve">Educational design and curriculum sequencing by SeaVuria. Technical layout, structural formatting, and digital optimization/implementation executed in partnership with ARES Education (registered 501(c)(3) in the United States and Canada (as Afretech Aid) and registered NGO in Kenya), with lesson drafting and compilation assisted by AI (Claude, Anthropic).</w:t>
+      </w:r>
+    </w:p>
+    <w:p>
+      <w:pPr>
+        <w:pBdr>
+          <w:bottom w:val="single" w:color="1F3864" w:sz="6" w:space="6"/>
+        </w:pBdr>
+        <w:spacing w:after="60" w:before="0"/>
+      </w:pPr>
+      <w:r>
+        <w:rPr>
+          <w:rFonts w:ascii="Arial" w:cs="Arial" w:eastAsia="Arial" w:hAnsi="Arial"/>
+          <w:b/>
+          <w:bCs/>
+          <w:sz w:val="17"/>
+          <w:szCs w:val="17"/>
+        </w:rPr>
+        <w:t xml:space="preserve">Licensing &amp; Copyright: </w:t>
+      </w:r>
+      <w:r>
+        <w:rPr>
+          <w:rFonts w:ascii="Arial" w:cs="Arial" w:eastAsia="Arial" w:hAnsi="Arial"/>
+          <w:sz w:val="17"/>
+          <w:szCs w:val="17"/>
+        </w:rPr>
+        <w:t xml:space="preserve">© 2026 SeaVuria and ARES. This work is licensed under a </w:t>
+      </w:r>
+      <w:hyperlink w:history="1" r:id="rIdfrv1-0uddvbln8zs1r7zz">
+        <w:r>
+          <w:rPr>
+            <w:rFonts w:ascii="Arial" w:cs="Arial" w:eastAsia="Arial" w:hAnsi="Arial"/>
+            <w:color w:val="1F6B75"/>
+            <w:sz w:val="17"/>
+            <w:szCs w:val="17"/>
+            <w:u w:val="single" w:color="1F6B75"/>
+          </w:rPr>
+          <w:t xml:space="preserve">Creative Commons Attribution-NonCommercial 4.0 International License</w:t>
+        </w:r>
+      </w:hyperlink>
+      <w:r>
+        <w:rPr>
+          <w:rFonts w:ascii="Arial" w:cs="Arial" w:eastAsia="Arial" w:hAnsi="Arial"/>
+          <w:sz w:val="17"/>
+          <w:szCs w:val="17"/>
+        </w:rPr>
+        <w:t xml:space="preserve"> (</w:t>
+      </w:r>
+      <w:hyperlink w:history="1" r:id="rIdpvq4hatgce93ggpbuqpxm">
+        <w:r>
+          <w:rPr>
+            <w:rFonts w:ascii="Arial" w:cs="Arial" w:eastAsia="Arial" w:hAnsi="Arial"/>
+            <w:color w:val="1F6B75"/>
+            <w:sz w:val="17"/>
+            <w:szCs w:val="17"/>
+            <w:u w:val="single" w:color="1F6B75"/>
+          </w:rPr>
+          <w:t xml:space="preserve">CC BY-NC 4.0</w:t>
+        </w:r>
+      </w:hyperlink>
+      <w:r>
+        <w:rPr>
+          <w:rFonts w:ascii="Arial" w:cs="Arial" w:eastAsia="Arial" w:hAnsi="Arial"/>
+          <w:sz w:val="17"/>
+          <w:szCs w:val="17"/>
+        </w:rPr>
+        <w:t xml:space="preserve">). To view a copy of this license, visit </w:t>
+      </w:r>
+      <w:hyperlink w:history="1" r:id="rIdscxgaqkqcb-h-wvzb37t_">
+        <w:r>
+          <w:rPr>
+            <w:rFonts w:ascii="Arial" w:cs="Arial" w:eastAsia="Arial" w:hAnsi="Arial"/>
+            <w:color w:val="1F6B75"/>
+            <w:sz w:val="17"/>
+            <w:szCs w:val="17"/>
+            <w:u w:val="single" w:color="1F6B75"/>
+          </w:rPr>
+          <w:t xml:space="preserve">https://creativecommons.org/licenses/by-nc/4.0/</w:t>
+        </w:r>
+      </w:hyperlink>
+      <w:r>
+        <w:rPr>
+          <w:rFonts w:ascii="Arial" w:cs="Arial" w:eastAsia="Arial" w:hAnsi="Arial"/>
+          <w:sz w:val="17"/>
+          <w:szCs w:val="17"/>
+        </w:rPr>
+        <w:t xml:space="preserve">. You are free to copy, redistribute, and adapt this material in any medium or format, provided appropriate credit is given and the material is not used for commercial purposes. KICD learning outcomes and curriculum designations reproduced here for alignment purposes remain the property of KICD and are not covered by this license. Linked external resources (e.g. CK-12, Khan Academy, PhET) are subject to their own licenses.</w:t>
       </w:r>
     </w:p>
     <w:p>

--- a/data/outputs/v2/Chemistry/SS1.4_Chemical_Bonding/Chemistry_Chemical_Bonding_SummaryTable.docx
+++ b/data/outputs/v2/Chemistry/SS1.4_Chemical_Bonding/Chemistry_Chemical_Bonding_SummaryTable.docx
@@ -564,7 +564,7 @@
                 <w:sz w:val="18"/>
                 <w:szCs w:val="18"/>
               </w:rPr>
-              <w:t xml:space="preserve">Students handled or viewed images of diamond (transparent, extremely hard, used in Nairobi jewellery shops and industrial drill bits) and graphite (grey, soft, slippery, used in pencil 'leads'). They recorded contrasting physical properties — hardness, colour, texture, conductivity — and noted the paradox that both substances are made of only carbon atoms.</w:t>
+              <w:t xml:space="preserve">Students observed that graphite (pencil stick, labelled 100% Carbon) smeared a grey mark on a ceramic tile and lit a conductivity bulb brightly, while diamond (also labelled 100% Carbon) scratched and gouged the tile surface without being damaged, and did not conduct electricity at all. Students also viewed a silent animation showing the contrasting atomic arrangements of both allotropes.</w:t>
             </w:r>
           </w:p>
         </w:tc>
@@ -596,7 +596,7 @@
                 <w:sz w:val="18"/>
                 <w:szCs w:val="18"/>
               </w:rPr>
-              <w:t xml:space="preserve">Diamond and graphite are allotropes of carbon: same element, same atomic number (6), yet dramatically different physical properties. The difference cannot come from the atoms themselves — it must come from HOW those atoms are connected to each other. This launches the sub-strand's central question: bond arrangement, not atomic identity, governs a substance's properties.</w:t>
+              <w:t xml:space="preserve">Students learned that diamond and graphite are both made entirely of carbon atoms — the same element, same atomic structure — yet have completely opposite physical properties: hardness vs. softness, electrical insulator vs. conductor, transparent vs. opaque. Students learned that differences in properties between substances made of the same atoms must be caused by differences in how those atoms are arranged and bonded — not by differences in what atoms are present. Students also learned that writing initial models and posting genuine questions on a Driving Question Board are core scientific practices.</w:t>
             </w:r>
           </w:p>
         </w:tc>
@@ -628,7 +628,7 @@
                 <w:sz w:val="18"/>
                 <w:szCs w:val="18"/>
               </w:rPr>
-              <w:t xml:space="preserve">Teacher note: This lesson is intentionally light on answers — its purpose is to generate productive confusion and anchor all future learning to a concrete, memorable phenomenon. Resist the urge to explain bonding yet. Instead, cold-call 3–4 students to articulate what is puzzling them and record their questions on the Driving Question Board. The phrase 'same atoms, different arrangement' should be the only explanatory seed planted here.</w:t>
+              <w:t xml:space="preserve">No bonding theory was explained in this lesson. The lesson was deliberately designed to open a knowledge gap — to make students feel the puzzle — rather than to resolve it. The full explanation (tetrahedral covalent network bonding in diamond vs. layered hexagonal covalent bonding with delocalised electrons in graphite) will be built across the unit as students learn about valence electrons, bond types, Lewis structures, and the relationship between structure and physical properties.</w:t>
             </w:r>
           </w:p>
         </w:tc>
@@ -713,7 +713,7 @@
                 <w:sz w:val="18"/>
                 <w:szCs w:val="18"/>
               </w:rPr>
-              <w:t xml:space="preserve">Students used period-table period numbers and group numbers to determine valence electron counts for H, C, N, O, Na, Mg, Cl, and Ar. They drew dot-and-cross (Lewis dot) diagrams for individual atoms and observed that noble gases (full outer shells) are chemically inert, while other atoms have incomplete outer shells.</w:t>
+              <w:t xml:space="preserve">Learners completed an electron configuration table for 16 elements across Periods 1–3, colour-identified valence electrons in red, and noticed the periodic reset pattern from Period 2 to Period 3.</w:t>
             </w:r>
           </w:p>
         </w:tc>
@@ -745,7 +745,7 @@
                 <w:sz w:val="18"/>
                 <w:szCs w:val="18"/>
               </w:rPr>
-              <w:t xml:space="preserve">Valence electrons — those in the outermost energy level — are the only electrons involved in bonding. Atoms bond in order to achieve a full outer shell: 8 electrons (the octet rule) for most elements, or 2 electrons (duplet rule) for hydrogen and helium. Carbon has exactly 4 valence electrons, giving it unique flexibility: it can form 4 bonds in multiple geometric arrangements — the root cause of the diamond–graphite paradox.</w:t>
+              <w:t xml:space="preserve">Valence electrons are the outermost-shell electrons that participate in bonding; atoms gain, lose, or share electrons to achieve an octet (or duplet for Period 1) matching the nearest noble gas; carbon has exactly 4 valence electrons shown as 4 unpaired Lewis dots, priming it to form 4 bonds.</w:t>
             </w:r>
           </w:p>
         </w:tc>
@@ -777,7 +777,7 @@
                 <w:sz w:val="18"/>
                 <w:szCs w:val="18"/>
               </w:rPr>
-              <w:t xml:space="preserve">Teacher note: Emphasise that the octet rule is a useful model, not an absolute law (exceptions such as PCl₅ exist but are beyond Grade 10 scope). Use the carbon atom as the recurring anchor: ask students, 'If carbon has 4 valence electrons and needs 4 more to complete its octet, what are its bonding options?' Allow 30 seconds of wait time before cold-calling. This question should remain open and be revisited in Lessons 3, 4, and 10.</w:t>
+              <w:t xml:space="preserve">Carbon's 4 unpaired valence electrons mean it can form 4 bonds — the octet rule is the engine driving this. In diamond and graphite, carbon uses all 4 valence electrons in different bonding geometries, which is why two substances made of identical atoms behave so differently.</w:t>
             </w:r>
           </w:p>
         </w:tc>
@@ -862,7 +862,7 @@
                 <w:sz w:val="18"/>
                 <w:szCs w:val="18"/>
               </w:rPr>
-              <w:t xml:space="preserve">Students examined the properties of sodium chloride (table salt — familiar from salting ugali and nyama choma): white crystalline solid, high melting point, brittle when struck, conducts electricity only when dissolved in water or melted. They also observed the flame test colours for Na⁺ (yellow) and the vigorous reaction of sodium metal with water (teacher demonstration or video).</w:t>
+              <w:t xml:space="preserve">Students observed (1) electron transfer modelled physically using Na and Cl atom cards with moveable electron tokens, (2) the resulting formation of Na⁺ and Cl⁻ ions with complete outer electron shells, (3) a simulation of the giant ionic lattice showing alternating positive and negative ions in a 3-D arrangement, and (4) a physical model of the NaCl lattice cross-section built from dried maize (Na⁺) and beans (Cl⁻).</w:t>
             </w:r>
           </w:p>
         </w:tc>
@@ -894,7 +894,7 @@
                 <w:sz w:val="18"/>
                 <w:szCs w:val="18"/>
               </w:rPr>
-              <w:t xml:space="preserve">Ionic bonds form when a metal atom transfers one or more valence electrons to a non-metal atom, forming oppositely charged ions held together by strong electrostatic attraction. NaCl forms a giant ionic lattice — a three-dimensional array of alternating Na⁺ and Cl⁻ ions. This lattice structure explains NaCl's high melting point (strong forces between many ions), brittleness (ion layers shift and like charges repel), and conductivity only in solution or melt (ions must be free to move). Ionic bonding is distinct from covalent bonding because electrons are transferred, not shared.</w:t>
+              <w:t xml:space="preserve">Students learned that: (1) ionic bonds form when a metal atom transfers one or more valence electrons to a non-metal atom, satisfying the octet rule for both; (2) the transferred electrons produce oppositely charged ions (cations and anions) held by strong electrostatic attraction; (3) the giant ionic lattice of NaCl — with strong forces in all directions — explains its high melting point, brittleness, and conductivity only when dissolved or molten; (4) dot-and-cross diagrams are a standard tool to represent electron transfer in ionic bond formation.</w:t>
             </w:r>
           </w:p>
         </w:tc>
@@ -926,7 +926,7 @@
                 <w:sz w:val="18"/>
                 <w:szCs w:val="18"/>
               </w:rPr>
-              <w:t xml:space="preserve">Teacher note: Contrast ionic bonding explicitly with what students will learn about carbon in Lessons 4 and 10. Ask: 'Carbon does NOT form ionic bonds in diamond or graphite — why not?' (Carbon is a non-metal and has equal electronegativity to itself, so electron transfer does not occur.) This keeps the driving question alive. Use dot-and-cross diagrams to show electron transfer for NaCl and MgO. Cold-call 2 students to explain why ionic compounds do not conduct in the solid state using particle-level reasoning.</w:t>
+              <w:t xml:space="preserve">Students explained the Carbon Paradox connection by noting that NaCl's giant ionic structure (electron transfer, charged ions, electrostatic lattice) is fundamentally different from both diamond's giant covalent network (electron sharing, no ions, directional covalent bonds) and graphite's layered structure (delocalised electrons, weak inter-layer forces) — reinforcing that the TYPE of bonding, not merely the presence of a giant structure, determines properties and uses.</w:t>
             </w:r>
           </w:p>
         </w:tc>
@@ -1011,7 +1011,7 @@
                 <w:sz w:val="18"/>
                 <w:szCs w:val="18"/>
               </w:rPr>
-              <w:t xml:space="preserve">Students drew Lewis (dot-and-cross) structures for H₂, Cl₂, H₂O, NH₃, CO₂, and CH₄. They observed that carbon in CH₄ forms exactly 4 shared pairs, achieving a full octet. They also examined the dative (coordinate) bond in NH₄⁺, where nitrogen donates both electrons of a lone pair to form a bond with H⁺.</w:t>
+              <w:t xml:space="preserve">Learners observed ARES simulation animations showing electron-cloud overlap forming single (H₂), double (O₂) and triple (N₂) covalent bonds, and completed an observation table recording shared pairs, lone pairs and noble gas configuration for each molecule. Learners also physically constructed dot-and-cross diagrams for H₂O, CO₂ and CH₄ using the Lewis Structure Construction Kit cards, and examined a Bonding Comparison Card showing partial Lewis structures of graphite's hexagonal layer and diamond's tetrahedral network.</w:t>
             </w:r>
           </w:p>
         </w:tc>
@@ -1043,7 +1043,7 @@
                 <w:sz w:val="18"/>
                 <w:szCs w:val="18"/>
               </w:rPr>
-              <w:t xml:space="preserve">Covalent bonds form when two atoms share one or more pairs of electrons, with each atom typically contributing one electron to the shared pair. A dative (coordinate) covalent bond is a special case where one atom donates BOTH electrons of the shared pair. Bond order (single, double, triple) increases bond strength and decreases bond length. Carbon's 4 valence electrons allow it to form 4 covalent bonds — this flexibility is the foundation for understanding why diamond and graphite have different structures: both use covalent bonds, but the geometry and number of bonds per atom differ.</w:t>
+              <w:t xml:space="preserve">Learners learned that covalent bonds form when atoms SHARE pairs of electrons (rather than transfer them as in ionic bonding), that carbon's 4 valence electrons allow it to form 4 covalent bonds, that dative (coordinate) covalent bonds occur when one atom donates BOTH electrons of a shared pair (as in NH₄⁺ and H₃O⁺), and that in graphite each carbon forms only 3 covalent bonds leaving one electron per atom delocalised and free to move — explaining graphite's electrical conductivity — while in diamond all 4 bonds are used in a 3-D tetrahedral network leaving no free electrons, explaining why diamond is an insulator.</w:t>
             </w:r>
           </w:p>
         </w:tc>
@@ -1075,7 +1075,7 @@
                 <w:sz w:val="18"/>
                 <w:szCs w:val="18"/>
               </w:rPr>
-              <w:t xml:space="preserve">Teacher note: The critical pedagogical move here is to withhold the full diamond/graphite explanation. Students now know carbon forms 4 covalent bonds — but HOW those bonds are arranged in 3-D space is the key, which is addressed in Lessons 10 and 12. Pose the question: 'Carbon forms 4 covalent bonds in both diamond and graphite — so why are they different?' and add it to the Driving Question Board. Allow students to make predictions. This productive uncertainty deepens engagement with Lesson 10.</w:t>
+              <w:t xml:space="preserve">Learners explained (in their group 3-sentence summaries and cumulative model panels) why graphite conducts electricity while diamond does not, using the concepts of bonding pairs, lone pairs, delocalised electrons and the octet rule — directly addressing the Carbon Paradox anchoring phenomenon and advancing the driving question: the way carbon atoms bond to one another, not the identity of the atoms themselves, determines all the observable properties of the substance.</w:t>
             </w:r>
           </w:p>
         </w:tc>
@@ -1160,7 +1160,7 @@
                 <w:sz w:val="18"/>
                 <w:szCs w:val="18"/>
               </w:rPr>
-              <w:t xml:space="preserve">Students compared the boiling points of H₂O (100 °C), H₂S (−60 °C), HCl (−85 °C), and CH₄ (−161 °C). They noted that water has an anomalously high boiling point relative to its molar mass. They also observed water's surface tension (a paper clip floating on water in a beaker — a familiar sight at Kenyan household water containers) and water's ability to dissolve ionic compounds like NaCl.</w:t>
+              <w:t xml:space="preserve">Iodine crystals turned directly into purple vapour when gently warmed (sublimation with minimal liquid phase). The boiling point data showed water boiling at 100 °C — far above the expected trend extrapolated from H₂S (−60 °C) and H₂Se (−41 °C). Noble gases showed increasing boiling points with increasing atomic mass.</w:t>
             </w:r>
           </w:p>
         </w:tc>
@@ -1192,7 +1192,7 @@
                 <w:sz w:val="18"/>
                 <w:szCs w:val="18"/>
               </w:rPr>
-              <w:t xml:space="preserve">Intermolecular forces are attractions between molecules, distinct from the covalent bonds within molecules. Van der Waals forces (London dispersion forces and permanent dipole–dipole interactions) are weak, temporary or permanent electrostatic attractions present in all molecules; they increase with molecular mass and surface area. Hydrogen bonds are a stronger type of intermolecular force that form when hydrogen is covalently bonded to a highly electronegative atom (N, O, or F) and is attracted to a lone pair on a neighbouring N, O, or F. Water's two O–H bonds and two lone pairs allow it to form an extensive hydrogen-bond network, explaining its high boiling point, high specific heat capacity, and role as the 'solvent of life' — critical for understanding Lake Victoria's climate-moderating effect.</w:t>
+              <w:t xml:space="preserve">Water's anomalously high boiling point is caused by hydrogen bonding — a strong intermolecular attraction between the δ+ hydrogen of one water molecule and a lone pair on the δ− oxygen of a neighbouring molecule. Hydrogen bonding requires H to be bonded to N, O, or F. Van der Waals forces include London dispersion forces (temporary dipoles in all molecules/atoms — stronger in larger, more polarisable electron clouds) and dipole–dipole forces (between permanently polar molecules). Iodine's relatively high boiling point despite being non-polar is explained by strong London dispersion forces from its large, polarisable electron cloud. Graphite's layers are held together by weak Van der Waals forces — this explains why layers slide, making graphite soft and able to write on paper.</w:t>
             </w:r>
           </w:p>
         </w:tc>
@@ -1224,7 +1224,7 @@
                 <w:sz w:val="18"/>
                 <w:szCs w:val="18"/>
               </w:rPr>
-              <w:t xml:space="preserve">Teacher note: Emphasise that hydrogen bonds are intermolecular (between molecules), NOT intramolecular (within a molecule) — this is a persistent student misconception. Use a think-pair-share: 'Why does water have a higher boiling point than hydrogen sulfide, even though H₂S has a greater molar mass?' Allow 60 seconds pair discussion before cold-calling. Connect to daily Kenyan life: the fact that uji (porridge) takes a long time to cool is partly due to water's high specific heat capacity, itself a consequence of hydrogen bonding.</w:t>
+              <w:t xml:space="preserve">The Carbon Paradox is now deeper: diamond has no intermolecular forces because it is a continuous covalent network — every carbon is bonded to four others in 3-D, so there are no 'separate molecules' and no layers. Graphite, however, HAS layers, and between those layers only weak Van der Waals forces act. This is precisely why graphite is soft (layers slide past each other easily) while diamond is the hardest natural substance (no weak links anywhere in the structure). Intermolecular forces are the 'hidden layer' of chemistry that controls boiling points, melting points, and physical states of matter.</w:t>
             </w:r>
           </w:p>
         </w:tc>
@@ -1277,7 +1277,7 @@
                 <w:sz w:val="18"/>
                 <w:szCs w:val="18"/>
               </w:rPr>
-              <w:t xml:space="preserve">Metallic Bonding: The Sea of Electrons</w:t>
+              <w:t xml:space="preserve">Metallic Bonding: The Sea of Electrons — From Copper Wire to Aluminium Foil</w:t>
             </w:r>
           </w:p>
         </w:tc>
@@ -1309,7 +1309,7 @@
                 <w:sz w:val="18"/>
                 <w:szCs w:val="18"/>
               </w:rPr>
-              <w:t xml:space="preserve">Students examined physical properties of metals available in the Kenyan context — iron (from a jua kali workshop tool), copper wire (from electrical wiring), aluminium foil (used to wrap nyama choma). They recorded that metals are lustrous, malleable, ductile, good conductors of heat and electricity, and generally have high melting points.</w:t>
+              <w:t xml:space="preserve">Aluminium foil, copper wire and an iron nail could all be bent without breaking; all three metals lit the conductivity bulb when tested; solid NaCl and candle wax did not conduct electricity; metals feel cool to the touch and have melting points hundreds of degrees higher than simple molecular substances like iodine or water.</w:t>
             </w:r>
           </w:p>
         </w:tc>
@@ -1341,7 +1341,7 @@
                 <w:sz w:val="18"/>
                 <w:szCs w:val="18"/>
               </w:rPr>
-              <w:t xml:space="preserve">Metallic bonds form in solid metals when metal atoms release their valence electrons into a shared, delocalised 'sea of electrons' that surrounds a lattice of positive metal ions (cations). The strong electrostatic attraction between the positive ion lattice and the mobile electron sea accounts for metals' characteristic properties: high melting points (strong attraction throughout the lattice), electrical conductivity (free electrons carry charge), thermal conductivity (free electrons transfer kinetic energy), malleability and ductility (ion layers slide without breaking the non-directional metallic bond), and metallic lustre (free electrons absorb and re-emit light). Metallic bonding is a third distinct bond type alongside ionic and covalent — and like giant ionic and giant covalent structures, the giant metallic structure involves a vast 3-D lattice held together by strong forces throughout.</w:t>
+              <w:t xml:space="preserve">Metallic bonding is the electrostatic attraction between a regular lattice of positive metal ions and a surrounding sea of delocalised electrons that are free to move throughout the entire structure and belong to no single ion.</w:t>
             </w:r>
           </w:p>
         </w:tc>
@@ -1373,7 +1373,7 @@
                 <w:sz w:val="18"/>
                 <w:szCs w:val="18"/>
               </w:rPr>
-              <w:t xml:space="preserve">Teacher note: This lesson completes the trio of primary bond types (ionic, covalent, metallic) before students investigate physical properties experimentally in Lessons 7–8. Explicitly ask students to compare and contrast the 'sea of electrons' model with the ionic and covalent models they already know. A useful cold-call prompt: 'A copper wire conducts electricity — a giant ionic lattice of NaCl does not — use particle-level reasoning to explain why.' Wait 45 seconds before taking responses. Add to the Driving Question Board: 'How does the sea of electrons explain why we can bend a copper wire but not a salt crystal?'</w:t>
+              <w:t xml:space="preserve">Electrical conductivity in metals is explained by the free movement of delocalised electrons carrying charge; ductility and malleability are explained by the non-directional nature of the electron sea — ion layers slide without bond-breaking; relatively high melting points reflect the strong electrostatic attraction across the entire lattice; graphite conducts because one electron per carbon atom is delocalised within each layer, giving it partial metallic character despite being a covalent solid.</w:t>
             </w:r>
           </w:p>
         </w:tc>
@@ -1458,7 +1458,7 @@
                 <w:sz w:val="18"/>
                 <w:szCs w:val="18"/>
               </w:rPr>
-              <w:t xml:space="preserve">Students were introduced to four substances to be investigated: NaCl (giant ionic), candle wax (simple molecular), sand/SiO₂ (giant covalent), and copper wire (giant metallic). They recorded initial observations (appearance, feel, colour) and made written predictions about each substance's melting point range (low/medium/high), solubility in water, and electrical conductivity in solid and dissolved states, justifying each prediction using their knowledge of bond types from Lessons 2–6.</w:t>
+              <w:t xml:space="preserve">Students examined four unknown solid samples (labelled A–D) using sensory observation and matched them against a set of published property Data Cards showing melting point ranges, solubility, and conductivity data for four structural types (labelled W–X–Y–Z), without being told the substance names. They also watched an ARES-platform particle-level animation showing NaCl (Mombasa salt flats context), sugar, sand, and aluminium dissolving or not dissolving in water.</w:t>
             </w:r>
           </w:p>
         </w:tc>
@@ -1490,7 +1490,7 @@
                 <w:sz w:val="18"/>
                 <w:szCs w:val="18"/>
               </w:rPr>
-              <w:t xml:space="preserve">Each structural type — giant ionic, simple molecular, giant covalent, and giant metallic — has a characteristic pattern of physical properties that can be predicted from the nature and strength of the forces that must be overcome. Giant structures (ionic, covalent, metallic) all require breaking many strong bonds throughout a lattice and therefore have high melting points; simple molecular substances require only overcoming weak intermolecular forces and therefore have low melting points. Conductivity depends on the presence of freely moving charged particles — ions or electrons. Making and justifying predictions before collecting data is a core scientific practice.</w:t>
+              <w:t xml:space="preserve">Students learned that each structural type — giant ionic, simple molecular, giant covalent, and giant metallic — has a characteristic pattern of physical properties (solubility, conductivity, melting point) that arises directly from its bond type and particle arrangement. They learned that graphite is an anomaly within giant covalent structures because its delocalised electrons allow electrical conductivity, unlike diamond or SiO₂. They practised using Claim–Evidence–Reasoning to distinguish particle-level explanation from surface-level observation.</w:t>
             </w:r>
           </w:p>
         </w:tc>
@@ -1522,7 +1522,7 @@
                 <w:sz w:val="18"/>
                 <w:szCs w:val="18"/>
               </w:rPr>
-              <w:t xml:space="preserve">Teacher note: This is a prediction-only lesson — data collection occurs in Lesson 8. The pedagogical value lies in students committing to written predictions with reasoning BEFORE they see results. This creates cognitive investment and makes discrepancies between prediction and observation more memorable. Circulate and check prediction tables; look for students who conflate 'melting the solid' with 'dissolving in water' for ionic compounds — this is a common misconception to address in Lesson 8. Do NOT correct predictions at this stage; allow the experiment to do that work.</w:t>
+              <w:t xml:space="preserve">Students explained their predictions by linking bond type to particle behaviour: ionic compounds dissolve because water molecules pull apart oppositely charged ions; simple molecular compounds have low melting points because only weak intermolecular (Van der Waals) forces must be overcome; giant covalent structures have very high melting points because strong covalent bonds throughout the lattice require enormous energy to break; metallic structures conduct electricity because delocalised electrons move freely through the lattice. Graphite's conductivity was explained as a consequence of its one-delocalised-electron-per-carbon-atom layer structure — the same structural feature that makes it fundamentally different from diamond despite both being 100% carbon.</w:t>
             </w:r>
           </w:p>
         </w:tc>
@@ -1607,7 +1607,7 @@
                 <w:sz w:val="18"/>
                 <w:szCs w:val="18"/>
               </w:rPr>
-              <w:t xml:space="preserve">Students tested the four substances (NaCl, candle wax, SiO₂/sand, copper wire) for: (1) solubility in water, (2) electrical conductivity as a solid and in solution/melt using a simple circuit with a bulb or LED, and (3) relative melting behaviour using a hot-water bath or candle flame. They recorded results in a data table and compared findings with their Lesson 7 predictions.</w:t>
+              <w:t xml:space="preserve">Learners tested five substances (NaCl, sugar, graphite, SiO₂ sand, aluminium foil) at three investigation stations: (A) solubility in water, (B) electrical conductivity as solid and when dissolved, and (C) melting-point ranking from data cards. They recorded that NaCl dissolved fully and conducted in solution but not as a solid; sugar dissolved but did not conduct; graphite did not dissolve but conducted as a solid; SiO₂ sand did not dissolve and did not conduct; aluminium foil did not dissolve but conducted as a solid. Melting-point data cards showed giant covalent and metallic structures at the top of the ranking. Diamond and graphite data cards were added to the melting-point chart — both near the top — yet graphite conducted and diamond did not.</w:t>
             </w:r>
           </w:p>
         </w:tc>
@@ -1639,7 +1639,7 @@
                 <w:sz w:val="18"/>
                 <w:szCs w:val="18"/>
               </w:rPr>
-              <w:t xml:space="preserve">Bond type determines physical properties in predictable ways: ionic compounds (NaCl) conduct only when dissolved or melted because ions become free to move; in the solid state, ions are fixed in the lattice. Simple molecular substances (candle wax) have low melting points because only weak van der Waals forces between molecules must be overcome; covalent bonds within molecules are not broken on melting. Giant covalent structures (SiO₂/sand) have very high melting points because every atom is held by strong covalent bonds throughout the lattice. Giant metallic structures (copper) conduct in both solid and liquid states because delocalised electrons are always free to move. These empirical patterns confirm and extend the theoretical models built in Lessons 3–6.</w:t>
+              <w:t xml:space="preserve">Learners identified that bond type appears to determine physical properties: ionic compounds (NaCl) conduct only when dissolved because ions become free to move; simple molecular compounds (sugar) do not conduct even in solution because they do not form ions; giant metallic structures (aluminium) conduct as solids because of free electrons; giant covalent structures (SiO₂, diamond) do not conduct. They recognised that graphite is an anomaly within giant covalent structures — it conducts — and that this anomaly traces directly back to the anchoring phenomenon. Pattern Statements were recorded and partially completed, with the graphite/diamond distinction flagged as an open question for Lesson 9.</w:t>
             </w:r>
           </w:p>
         </w:tc>
@@ -1671,7 +1671,7 @@
                 <w:sz w:val="18"/>
                 <w:szCs w:val="18"/>
               </w:rPr>
-              <w:t xml:space="preserve">Teacher note: After data collection, run a 'claim–evidence–reasoning' (CER) discussion: select 2–3 student groups to present one result each, explicitly naming the claim, their evidence, and the reasoning that connects evidence to claim. Pay particular attention to NaCl conductivity — many students predict it will conduct as a solid. Use this as a teachable moment: ask 'What would the ions need to do in order to carry charge, and can they do that in a rigid lattice?' Connect back to the driving question: 'We now have a tool — bond type predicts properties. How does this help us start explaining diamond vs. graphite?'</w:t>
+              <w:t xml:space="preserve">Learners updated their cumulative Bond-Type Property Model with evidence from all three stations, adding a column for physical property data and revising earlier entries where new evidence contradicted prior predictions. They posted yellow (evidence confirmed) and blue (new questions) notes on the Driving Question Board, clustering open questions around the carbon paradox. The model's Giant Covalent row now contains a two-cell diamond/graphite sub-table distinguishing their conductivity results, with the explanation cell left intentionally incomplete and marked as the key unresolved question to be addressed in Lesson 9.</w:t>
             </w:r>
           </w:p>
         </w:tc>
@@ -1724,7 +1724,7 @@
                 <w:sz w:val="18"/>
                 <w:szCs w:val="18"/>
               </w:rPr>
-              <w:t xml:space="preserve">Giant Covalent Structures: Diamond, Graphite, and Silicon Dioxide in Depth</w:t>
+              <w:t xml:space="preserve">Physical Properties Investigation Part 3: Analysis, Explanation and DQB Update</w:t>
             </w:r>
           </w:p>
         </w:tc>
@@ -1756,7 +1756,7 @@
                 <w:sz w:val="18"/>
                 <w:szCs w:val="18"/>
               </w:rPr>
-              <w:t xml:space="preserve">Students examined diagrams and, where available, physical samples or 3-D model images of diamond, graphite, and SiO₂ (quartz/sand). They annotated diagrams to show bond angles (109.5° tetrahedral in diamond; 120° trigonal planar within graphite layers), the number of covalent bonds per carbon atom in each allotrope (4 in diamond; 3 in graphite, with 1 delocalised electron per atom), and the presence or absence of free electrons.</w:t>
+              <w:t xml:space="preserve">Students observed from their Lesson 8 data that NaCl conducts only when dissolved, sugar does not conduct at all, aluminium conducts in the solid state, SiO2 does not conduct, and graphite — a giant covalent structure like SiO2 — conducts electricity, making it an anomaly among the four structure types tested.</w:t>
             </w:r>
           </w:p>
         </w:tc>
@@ -1788,7 +1788,7 @@
                 <w:sz w:val="18"/>
                 <w:szCs w:val="18"/>
               </w:rPr>
-              <w:t xml:space="preserve">Diamond, graphite, and SiO₂ are all giant covalent structures — three-dimensional networks in which every atom is linked to its neighbours by strong covalent bonds — which is why they all have very high melting points and are insoluble in water. However, their internal geometries differ critically: in diamond, each carbon forms 4 tetrahedral covalent bonds to 4 neighbours, creating a rigid, isotropic 3-D lattice with no free electrons (hence non-conductive, hardest natural substance). In graphite, each carbon forms 3 bonds in a flat hexagonal layer; the 4th valence electron is delocalised across the layer (hence conducts electricity within layers). The weak van der Waals forces between graphite layers allow them to slide (hence soft, lubricating, and used in pencil leads). In SiO₂, each Si forms 4 bonds to O atoms — similar geometry to diamond, explaining its hardness and high melting point but non-conductivity.</w:t>
+              <w:t xml:space="preserve">Students learned that the four structure types differ systematically in conductivity, melting point and solubility because of differences in the particles present and the forces or bonds between them: ionic lattices require free-moving ions for conduction; metallic lattices have permanently delocalised electrons; simple molecular substances have no ions or free electrons in any state; giant covalent structures generally have no free particles for conduction. Graphite is the critical exception: its three-bond-per-carbon arrangement leaves one delocalised electron per atom free to move between layers, giving it metallic-like conductivity despite being a covalent structure of non-metal atoms.</w:t>
             </w:r>
           </w:p>
         </w:tc>
@@ -1820,7 +1820,7 @@
                 <w:sz w:val="18"/>
                 <w:szCs w:val="18"/>
               </w:rPr>
-              <w:t xml:space="preserve">Teacher note: This is the conceptual resolution lesson for the driving question — students now have the full answer to the carbon paradox. Use a direct 'return to the phenomenon' moment: display the diamond and graphite images from Lesson 1 side by side and ask students to write a full explanation in their own words before class discussion. Cold-call 2 students to give their explanations; use peer critique ('What did they include? What could be added?'). Emphasise that both allotropes are 'giant covalent' but the 3-D geometry of bonds — not the bond type alone — determines the property differences. This is the sub-strand's central learning breakthrough.</w:t>
+              <w:t xml:space="preserve">The properties of a substance are determined not merely by which atoms are present but by how those atoms are bonded and arranged. Diamond and graphite both consist entirely of carbon atoms, yet their different bonding arrangements — four bonds in a 3-D tetrahedral network versus three bonds in a layered hexagonal structure with delocalised electrons — produce completely opposite properties: hardness versus softness, electrical insulation versus electrical conductivity, transparency versus opacity. This is the structural explanation for the anchoring phenomenon and the central answer to the driving question.</w:t>
             </w:r>
           </w:p>
         </w:tc>
@@ -1905,7 +1905,7 @@
                 <w:sz w:val="18"/>
                 <w:szCs w:val="18"/>
               </w:rPr>
-              <w:t xml:space="preserve">Students matched real-world materials and applications to their bond types and structural features: diamond (industrial drill bits used in Kenyan mining operations, gemstones), graphite (pencil leads, dry lubricants, electrodes in electrolysis), SiO₂ (glass, optical fibres for Nairobi's internet infrastructure, ceramic tiles), NaCl (food preservation of fish at Lake Victoria, saline drips in hospitals), copper (electrical wiring throughout Kenya's national grid), and simple molecular substances (iodine as antiseptic, candle wax, plastics).</w:t>
+              <w:t xml:space="preserve">Students examined Substance Dossier cards containing physical-property data tables and Kenyan-use photographs for diamond, graphite, NaCl, aluminium, and SiO₂, and conducted a gallery walk around six Kenyan-context material posters including a mystery substance (silicon carbide) used in a Kisumu grinding wheel.</w:t>
             </w:r>
           </w:p>
         </w:tc>
@@ -1937,7 +1937,7 @@
                 <w:sz w:val="18"/>
                 <w:szCs w:val="18"/>
               </w:rPr>
-              <w:t xml:space="preserve">A material's real-world application is directly determined by its bond type and resultant structure: diamond's rigid tetrahedral lattice (no free electrons, no cleavage planes) makes it ideal for cutting and drilling; graphite's layered structure with delocalised electrons makes it an excellent lubricant and electrode; SiO₂'s giant covalent network gives glass and optical fibres their transparency and durability; NaCl's giant ionic lattice dissolves readily in water, enabling its use in food preservation and medicine; copper's metallic sea of electrons provides the conductivity and malleability needed for electrical wiring. The principle 'structure determines properties; properties determine use' is the master organising idea of the sub-strand.</w:t>
+              <w:t xml:space="preserve">Students learned that the real-world use of a material is determined by its bond type and resultant structure: diamond's 3-D tetrahedral giant covalent network makes it the hardest natural substance (used in cutting tools); graphite's layered structure with delocalised electrons makes it a conductor and lubricant (used in dry-cell batteries and pencils); NaCl's ionic lattice makes it soluble and non-toxic (used in food preservation); aluminium's metallic lattice makes it malleable and conductive (used in Kenyan cookware and construction); SiO₂'s giant covalent network gives it a very high melting point and transparency (used in glass-making).</w:t>
             </w:r>
           </w:p>
         </w:tc>
@@ -1969,7 +1969,7 @@
                 <w:sz w:val="18"/>
                 <w:szCs w:val="18"/>
               </w:rPr>
-              <w:t xml:space="preserve">Teacher note: This lesson is the 'payoff' for all prior content and should feel integrative and satisfying. A recommended activity is a 'Design a Material' challenge: give student pairs a real Kenyan engineering problem (e.g., 'A Rift Valley geothermal plant needs a material for high-temperature drill bits — what bond type and structure do you recommend, and why?') and have them justify their answer in writing. This develops both higher-order thinking and real-world relevance. Add the completed 'structure → properties → use' chain to the Driving Question Board as the sub-strand's master answer.</w:t>
+              <w:t xml:space="preserve">Students explained, through Claim–Evidence–Reasoning paragraphs and cumulative model annotations, how the bond type of each substance produces the specific physical properties that make it suitable for its Kenyan use — and extended this reasoning to a novel giant covalent substance (SiC), bringing the anchoring paradox (diamond vs. graphite) to a full structural resolution.</w:t>
             </w:r>
           </w:p>
         </w:tc>
@@ -2054,7 +2054,7 @@
                 <w:sz w:val="18"/>
                 <w:szCs w:val="18"/>
               </w:rPr>
-              <w:t xml:space="preserve">Students used digital simulations (PhET 'Build a Molecule', ARES platform animations, or teacher-projected 3-D models) to visualise the tetrahedral network of diamond, the layered hexagonal lattice of graphite, the ionic lattice of NaCl, and the electron-sea model of copper. They annotated screenshots or sketches with labels identifying bond type, geometry, and the structural feature that explains a key property.</w:t>
+              <w:t xml:space="preserve">Learners watched curated animations and simulations of ionic (NaCl lattice), giant covalent (diamond and graphite), and metallic (aluminium) bonding structures, and completed Simulation Critique Cards comparing digital models to their own Lewis diagrams and physical-property data from earlier lessons.</w:t>
             </w:r>
           </w:p>
         </w:tc>
@@ -2086,7 +2086,7 @@
                 <w:sz w:val="18"/>
                 <w:szCs w:val="18"/>
               </w:rPr>
-              <w:t xml:space="preserve">Digital simulations and animations allow students to 'see' structural features that are impossible to observe directly — bond angles, lattice repeating units, electron delocalisation, and layer separation. Critically evaluating a simulation (identifying what it accurately models and what it simplifies or omits) is a scientific and digital literacy skill. For example, 3-D models of graphite show layers as perfectly flat and equidistant, whereas real graphite has slight interlayer disorder — the simulation is a useful approximation, not a perfect replica. Students practised cross-referencing simulation outputs with data tables from Lesson 8 to check for consistency.</w:t>
+              <w:t xml:space="preserve">Learners can explain how digital simulations visualise the 3-D tetrahedral network of diamond (no free electrons, no conductivity) and the layered hexagonal structure of graphite (delocalised pi electrons, conducts electricity), and can articulate at least one specific simplification or limitation of each digital model.</w:t>
             </w:r>
           </w:p>
         </w:tc>
@@ -2118,7 +2118,7 @@
                 <w:sz w:val="18"/>
                 <w:szCs w:val="18"/>
               </w:rPr>
-              <w:t xml:space="preserve">Teacher note: For schools without reliable internet, pre-downloaded ARES platform animations or printed 3-D diagram sheets can replace live simulations. The key pedagogical goal is not technology use per se but the habit of triangulating multiple representations — diagram, simulation, physical data, and written explanation — as practised scientists do. Ask students: 'What does this simulation help you understand that a 2-D diagram cannot show?' Cold-call 2 students. Also prompt: 'What does the simulation NOT show that you would need to know to fully explain graphite's conductivity?' (Answer: it does not show electron movement.)</w:t>
+              <w:t xml:space="preserve">The Carbon Paradox: diamond and graphite are both 100% carbon, but diamond's 3-D tetrahedral covalent network (no free electrons) makes it hard and non-conducting, while graphite's layered structure with one delocalised electron per carbon atom makes it soft between layers and electrically conducting — a difference that no simulation fully captures but that digital models make far easier to visualise and understand than a static Lewis diagram alone.</w:t>
             </w:r>
           </w:p>
         </w:tc>
@@ -2203,7 +2203,7 @@
                 <w:sz w:val="18"/>
                 <w:szCs w:val="18"/>
               </w:rPr>
-              <w:t xml:space="preserve">Students constructed physical 3-D models of assigned bonding structures (diamond, graphite, NaCl ionic lattice, or a simple molecular substance such as CH₄ or H₂O) using locally available materials: maize cobs or mandazi pieces as atoms, matchsticks or toothpicks as bonds, wire or string for metallic/delocalised electron representation. They measured or estimated bond angles in their models and presented them to the class.</w:t>
+              <w:t xml:space="preserve">Students physically constructed 3-D models of NaCl ionic lattice, graphite layered structure, diamond tetrahedral network, and SiO₂ giant covalent lattice using clay, wire, bottle tops, maize, string, and cardboard. During the carousel gallery walk, students observed each other's completed models and recorded peer critiques on Peer Review Cards. The anchoring phenomenon was recreated when the diamond and graphite models were placed side by side on the display shelf — echoing the original Lesson 1 display of the real diamond chip and pencil graphite on the teacher's desk.</w:t>
             </w:r>
           </w:p>
         </w:tc>
@@ -2235,7 +2235,7 @@
                 <w:sz w:val="18"/>
                 <w:szCs w:val="18"/>
               </w:rPr>
-              <w:t xml:space="preserve">The three-dimensional geometry of chemical bonds — 109.5° tetrahedral in diamond and SiO₂, 120° trigonal planar within graphite layers — cannot be fully appreciated from 2-D diagrams alone. Building a physical model makes bond angles, coordination numbers, and spatial relationships tangible and memorable. Students also learned that all models are simplifications: a maize-cob-and-matchstick model cannot show electron density, bond polarity, or thermal vibration, and acknowledging a model's limitations is part of scientific modelling practice. Cross-group comparison of diamond and graphite models provided a final visual confirmation of the driving question's answer.</w:t>
+              <w:t xml:space="preserve">Students learned that the three-dimensional geometry of chemical bonds — 109.5° tetrahedral in diamond and SiO₂, 120° trigonal planar within graphite layers, and the alternating octahedral arrangement in the NaCl lattice — is the direct structural cause of every physical property the class has investigated across Lessons 1–11. Specifically: all four covalent bonds in diamond are used for bonding (no free electrons → insulator; rigid 3-D network → hardest natural substance); graphite's third bond delocalises one electron per carbon (→ conductor) while layers are held only by Van der Waals forces (→ soft, lubricating); NaCl's ionic lattice gives high melting point but allows conduction when molten; SiO₂'s continuous covalent network gives extreme hardness and a very high melting point. The lesson also embedded the PCIs of environmental conservation (recycled local materials) and creative thinking (model design).</w:t>
             </w:r>
           </w:p>
         </w:tc>
@@ -2267,7 +2267,7 @@
                 <w:sz w:val="18"/>
                 <w:szCs w:val="18"/>
               </w:rPr>
-              <w:t xml:space="preserve">Teacher note: Assign structures strategically — ensure at least two groups build diamond and two build graphite so a direct side-by-side comparison is possible during presentations. During the gallery walk or presentation phase, require each group to state: (1) the bond type in their structure, (2) one physical property their model helps explain, and (3) one real-world Kenyan use of the substance. This ties project work back to sub-strand learning goals. Assess models formatively using a simple three-point rubric: accuracy of geometry, correctness of bond type representation, and quality of oral explanation.</w:t>
+              <w:t xml:space="preserve">The Carbon Paradox driving question can now be answered structurally: diamond and graphite are both pure carbon, but in diamond every carbon forms four covalent bonds in a continuous 3-D tetrahedral network — every electron is bonded, the structure is rigid in all three dimensions, and there are no free electrons. In graphite, every carbon forms three covalent bonds in flat hexagonal layers, leaving one electron per atom delocalised across the layer; the layers themselves are held together only by weak Van der Waals forces. This single difference in bonding geometry explains hardness (diamond: bonds resist deformation in all directions; graphite: layers slide), electrical conductivity (diamond: no free electrons; graphite: delocalised electrons carry charge), opacity and lustre, and every other property contrast observed in Lessons 1–11. The 3-D models built today make this invisible nano-scale geometry tangible and directly observable.</w:t>
             </w:r>
           </w:p>
         </w:tc>
@@ -2320,7 +2320,7 @@
                 <w:sz w:val="18"/>
                 <w:szCs w:val="18"/>
               </w:rPr>
-              <w:t xml:space="preserve">Sub-Strand Review &amp; Assessment: Consolidating the Carbon Paradox</w:t>
+              <w:t xml:space="preserve">Model Presentations, Driving Question Board Final Revision and Unit Consolidation</w:t>
             </w:r>
           </w:p>
         </w:tc>
@@ -2352,7 +2352,7 @@
                 <w:sz w:val="18"/>
                 <w:szCs w:val="18"/>
               </w:rPr>
-              <w:t xml:space="preserve">Students revisited the Driving Question Board compiled across all 12 previous lessons, reviewing how each posted question was eventually answered. They completed a structured sub-strand review activity — matching bond types to properties, explaining the diamond–graphite paradox in full written sentences, and evaluating a novel material (e.g., silicon carbide used in Kenyan solar panel components) by predicting its properties from its giant covalent structure.</w:t>
+              <w:t xml:space="preserve">In this final lesson, we observed four 3-D models of chemical bonding structures — the NaCl ionic lattice, the graphite layered hexagonal structure, the diamond tetrahedral network and the SiO2 continuous covalent network — built by student groups from locally available materials. We also observed the original anchoring phenomenon: the diamond chip and the graphite pencil stick, now viewed with thirteen lessons of chemical bonding knowledge. We observed all student-generated questions on the Driving Question Board being answered with evidence gathered across the unit.</w:t>
             </w:r>
           </w:p>
         </w:tc>
@@ -2384,7 +2384,7 @@
                 <w:sz w:val="18"/>
                 <w:szCs w:val="18"/>
               </w:rPr>
-              <w:t xml:space="preserve">All major concepts of Sub-Strand 1.4 are now integrated into a coherent explanatory framework: bond type (ionic, covalent — including dative, hydrogen bonding, van der Waals, metallic) determines the resultant structure (giant ionic, simple molecular, giant covalent, giant metallic), which in turn determines physical properties (melting point, solubility, conductivity, hardness), which in turn determines real-world applications. The diamond–graphite paradox is fully explained: same atoms (carbon), same bond type (covalent), but different 3-D geometry (4 bonds tetrahedral vs. 3 bonds trigonal planar with delocalised electrons) produces entirely different properties and uses.</w:t>
+              <w:t xml:space="preserve">We learned that the type of chemical bond formed between atoms — determined entirely by the number and arrangement of valence electrons — produces a specific three-dimensional structure that directly causes every physical property a substance has. Giant ionic structures (NaCl) have high melting points and conduct electricity only when molten or dissolved. Simple molecular structures (iodine, water) have low melting points because only weak Van der Waals or hydrogen bonds hold molecules together. Giant covalent structures (diamond, SiO2) are extremely hard with very high melting points because every electron is used in strong covalent bonds throughout a continuous network. Giant metallic structures (aluminium, copper) conduct electricity and heat because delocalised electrons move freely. We also learned that two substances made of the same atoms — diamond and graphite — can have completely opposite properties because the bonding arrangement of those atoms is entirely different.</w:t>
             </w:r>
           </w:p>
         </w:tc>
@@ -2416,7 +2416,7 @@
                 <w:sz w:val="18"/>
                 <w:szCs w:val="18"/>
               </w:rPr>
-              <w:t xml:space="preserve">Teacher note: This lesson serves as both consolidation and formative/summative assessment. The Driving Question Board review is a powerful metacognitive tool — walk through it chronologically with the class, asking 'Which lesson answered this question?' to make learning progression visible. For the novel-material transfer task (silicon carbide), do NOT pre-teach — the ability to apply the 'structure → properties → use' framework to an unfamiliar substance is the target competency for Grade 10 CBE. Collect written explanations as an assessment artefact. Celebrate students who can articulate that the sub-strand's answer is not just about carbon, but about a universal principle: arrangement of bonds determines the identity of a material.</w:t>
+              <w:t xml:space="preserve">We explained the Carbon Paradox fully: in diamond, each carbon atom forms four strong covalent bonds in a tetrahedral arrangement (bond angle 109.5 degrees) creating a rigid three-dimensional network with no free electrons — making diamond the hardest naturally occurring substance and a perfect electrical insulator. In graphite, each carbon atom forms only three covalent bonds in a flat hexagonal arrangement (bond angle 120 degrees) and the fourth electron from each carbon is delocalised between the layers — making graphite a good electrical conductor. The layers themselves are held together only by weak Van der Waals forces, so they slide over one another easily, making graphite soft enough to write with and useful as a lubricant. The bond type determines the structure, the structure determines the properties, and the properties determine the uses — from Nairobi jewellers cutting tools to pencils used in every Kenyan classroom.</w:t>
             </w:r>
           </w:p>
         </w:tc>
@@ -2540,7 +2540,7 @@
         </w:rPr>
         <w:t xml:space="preserve">© 2026 SeaVuria and ARES. This work is licensed under a </w:t>
       </w:r>
-      <w:hyperlink w:history="1" r:id="rIde4ky28occ1x8gypgi7qml">
+      <w:hyperlink w:history="1" r:id="rIdbrbalpbjcffi1h2pjt1-c">
         <w:r>
           <w:rPr>
             <w:rFonts w:ascii="Arial" w:cs="Arial" w:eastAsia="Arial" w:hAnsi="Arial"/>
@@ -2560,7 +2560,7 @@
         </w:rPr>
         <w:t xml:space="preserve"> (</w:t>
       </w:r>
-      <w:hyperlink w:history="1" r:id="rIdl98_d1btwjazdekdopvqe">
+      <w:hyperlink w:history="1" r:id="rId7-n7i1lhnwztuwf3yte_h">
         <w:r>
           <w:rPr>
             <w:rFonts w:ascii="Arial" w:cs="Arial" w:eastAsia="Arial" w:hAnsi="Arial"/>
@@ -2580,7 +2580,7 @@
         </w:rPr>
         <w:t xml:space="preserve">). To view a copy of this license, visit </w:t>
       </w:r>
-      <w:hyperlink w:history="1" r:id="rId0wyc3mgvj2lnsrsdhuv_e">
+      <w:hyperlink w:history="1" r:id="rIdppvk1txqyp3kon1ejqfcz">
         <w:r>
           <w:rPr>
             <w:rFonts w:ascii="Arial" w:cs="Arial" w:eastAsia="Arial" w:hAnsi="Arial"/>

--- a/data/outputs/v2/Chemistry/SS1.4_Chemical_Bonding/Chemistry_Chemical_Bonding_SummaryTable.docx
+++ b/data/outputs/v2/Chemistry/SS1.4_Chemical_Bonding/Chemistry_Chemical_Bonding_SummaryTable.docx
@@ -2540,7 +2540,7 @@
         </w:rPr>
         <w:t xml:space="preserve">© 2026 SeaVuria and ARES. This work is licensed under a </w:t>
       </w:r>
-      <w:hyperlink w:history="1" r:id="rIdbrbalpbjcffi1h2pjt1-c">
+      <w:hyperlink w:history="1" r:id="rIdyffs3lwltgmzayici9qd6">
         <w:r>
           <w:rPr>
             <w:rFonts w:ascii="Arial" w:cs="Arial" w:eastAsia="Arial" w:hAnsi="Arial"/>
@@ -2560,7 +2560,7 @@
         </w:rPr>
         <w:t xml:space="preserve"> (</w:t>
       </w:r>
-      <w:hyperlink w:history="1" r:id="rId7-n7i1lhnwztuwf3yte_h">
+      <w:hyperlink w:history="1" r:id="rIdprrkcptblcc5m6hfqacxy">
         <w:r>
           <w:rPr>
             <w:rFonts w:ascii="Arial" w:cs="Arial" w:eastAsia="Arial" w:hAnsi="Arial"/>
@@ -2580,7 +2580,7 @@
         </w:rPr>
         <w:t xml:space="preserve">). To view a copy of this license, visit </w:t>
       </w:r>
-      <w:hyperlink w:history="1" r:id="rIdppvk1txqyp3kon1ejqfcz">
+      <w:hyperlink w:history="1" r:id="rIdrrwwn1vbvkygstrqidi4d">
         <w:r>
           <w:rPr>
             <w:rFonts w:ascii="Arial" w:cs="Arial" w:eastAsia="Arial" w:hAnsi="Arial"/>

--- a/data/outputs/v2/Chemistry/SS1.4_Chemical_Bonding/Chemistry_Chemical_Bonding_SummaryTable.docx
+++ b/data/outputs/v2/Chemistry/SS1.4_Chemical_Bonding/Chemistry_Chemical_Bonding_SummaryTable.docx
@@ -2540,7 +2540,7 @@
         </w:rPr>
         <w:t xml:space="preserve">© 2026 SeaVuria and ARES. This work is licensed under a </w:t>
       </w:r>
-      <w:hyperlink w:history="1" r:id="rIdyffs3lwltgmzayici9qd6">
+      <w:hyperlink w:history="1" r:id="rIdctmofxl9fr1c01vkbo_ai">
         <w:r>
           <w:rPr>
             <w:rFonts w:ascii="Arial" w:cs="Arial" w:eastAsia="Arial" w:hAnsi="Arial"/>
@@ -2560,7 +2560,7 @@
         </w:rPr>
         <w:t xml:space="preserve"> (</w:t>
       </w:r>
-      <w:hyperlink w:history="1" r:id="rIdprrkcptblcc5m6hfqacxy">
+      <w:hyperlink w:history="1" r:id="rIdrndo_optzivpwvb_rxoci">
         <w:r>
           <w:rPr>
             <w:rFonts w:ascii="Arial" w:cs="Arial" w:eastAsia="Arial" w:hAnsi="Arial"/>
@@ -2580,7 +2580,7 @@
         </w:rPr>
         <w:t xml:space="preserve">). To view a copy of this license, visit </w:t>
       </w:r>
-      <w:hyperlink w:history="1" r:id="rIdrrwwn1vbvkygstrqidi4d">
+      <w:hyperlink w:history="1" r:id="rIdmqjvbej994lo2j3fl2hna">
         <w:r>
           <w:rPr>
             <w:rFonts w:ascii="Arial" w:cs="Arial" w:eastAsia="Arial" w:hAnsi="Arial"/>

--- a/data/outputs/v2/Chemistry/SS1.4_Chemical_Bonding/Chemistry_Chemical_Bonding_SummaryTable.docx
+++ b/data/outputs/v2/Chemistry/SS1.4_Chemical_Bonding/Chemistry_Chemical_Bonding_SummaryTable.docx
@@ -1788,7 +1788,7 @@
                 <w:sz w:val="18"/>
                 <w:szCs w:val="18"/>
               </w:rPr>
-              <w:t xml:space="preserve">Students learned that the four structure types differ systematically in conductivity, melting point and solubility because of differences in the particles present and the forces or bonds between them: ionic lattices require free-moving ions for conduction; metallic lattices have permanently delocalised electrons; simple molecular substances have no ions or free electrons in any state; giant covalent structures generally have no free particles for conduction. Graphite is the critical exception: its three-bond-per-carbon arrangement leaves one delocalised electron per atom free to move between layers, giving it metallic-like conductivity despite being a covalent structure of non-metal atoms.</w:t>
+              <w:t xml:space="preserve">Students learned that the four structure types differ systematically in conductivity, melting point and solubility because of differences in the particles present and the forces or bonds between them: ionic lattices require free-moving ions for conduction; metallic lattices have permanently delocalised electrons; simple molecular substances have no ions or free electrons in any state; giant covalent structures generally have no free particles for conduction. Graphite is the critical exception: its three-bond-per-carbon arrangement leaves one delocalised electron per atom free to move along each layer, giving it metallic-like conductivity despite being a covalent structure of non-metal atoms.</w:t>
             </w:r>
           </w:p>
         </w:tc>
@@ -2416,7 +2416,7 @@
                 <w:sz w:val="18"/>
                 <w:szCs w:val="18"/>
               </w:rPr>
-              <w:t xml:space="preserve">We explained the Carbon Paradox fully: in diamond, each carbon atom forms four strong covalent bonds in a tetrahedral arrangement (bond angle 109.5 degrees) creating a rigid three-dimensional network with no free electrons — making diamond the hardest naturally occurring substance and a perfect electrical insulator. In graphite, each carbon atom forms only three covalent bonds in a flat hexagonal arrangement (bond angle 120 degrees) and the fourth electron from each carbon is delocalised between the layers — making graphite a good electrical conductor. The layers themselves are held together only by weak Van der Waals forces, so they slide over one another easily, making graphite soft enough to write with and useful as a lubricant. The bond type determines the structure, the structure determines the properties, and the properties determine the uses — from Nairobi jewellers cutting tools to pencils used in every Kenyan classroom.</w:t>
+              <w:t xml:space="preserve">We explained the Carbon Paradox fully: in diamond, each carbon atom forms four strong covalent bonds in a tetrahedral arrangement (bond angle 109.5 degrees) creating a rigid three-dimensional network with no free electrons — making diamond the hardest naturally occurring substance and a perfect electrical insulator. In graphite, each carbon atom forms only three covalent bonds in a flat hexagonal arrangement (bond angle 120 degrees) and the fourth electron from each carbon is delocalised along each layer — making graphite a good electrical conductor. The layers themselves are held together only by weak Van der Waals forces, so they slide over one another easily, making graphite soft enough to write with and useful as a lubricant. The bond type determines the structure, the structure determines the properties, and the properties determine the uses — from Nairobi jewellers cutting tools to pencils used in every Kenyan classroom.</w:t>
             </w:r>
           </w:p>
         </w:tc>
@@ -2540,7 +2540,7 @@
         </w:rPr>
         <w:t xml:space="preserve">© 2026 SeaVuria and ARES. This work is licensed under a </w:t>
       </w:r>
-      <w:hyperlink w:history="1" r:id="rIdctmofxl9fr1c01vkbo_ai">
+      <w:hyperlink w:history="1" r:id="rIdmoenvaozusmx018sqn9le">
         <w:r>
           <w:rPr>
             <w:rFonts w:ascii="Arial" w:cs="Arial" w:eastAsia="Arial" w:hAnsi="Arial"/>
@@ -2560,7 +2560,7 @@
         </w:rPr>
         <w:t xml:space="preserve"> (</w:t>
       </w:r>
-      <w:hyperlink w:history="1" r:id="rIdrndo_optzivpwvb_rxoci">
+      <w:hyperlink w:history="1" r:id="rId5-9ywbk0dvf400eaebt2q">
         <w:r>
           <w:rPr>
             <w:rFonts w:ascii="Arial" w:cs="Arial" w:eastAsia="Arial" w:hAnsi="Arial"/>
@@ -2580,7 +2580,7 @@
         </w:rPr>
         <w:t xml:space="preserve">). To view a copy of this license, visit </w:t>
       </w:r>
-      <w:hyperlink w:history="1" r:id="rIdmqjvbej994lo2j3fl2hna">
+      <w:hyperlink w:history="1" r:id="rIdzqp9ucrxrrs928qtonqd8">
         <w:r>
           <w:rPr>
             <w:rFonts w:ascii="Arial" w:cs="Arial" w:eastAsia="Arial" w:hAnsi="Arial"/>

--- a/data/outputs/v2/Chemistry/SS1.4_Chemical_Bonding/Chemistry_Chemical_Bonding_SummaryTable.docx
+++ b/data/outputs/v2/Chemistry/SS1.4_Chemical_Bonding/Chemistry_Chemical_Bonding_SummaryTable.docx
@@ -2540,7 +2540,7 @@
         </w:rPr>
         <w:t xml:space="preserve">© 2026 SeaVuria and ARES. This work is licensed under a </w:t>
       </w:r>
-      <w:hyperlink w:history="1" r:id="rIdmoenvaozusmx018sqn9le">
+      <w:hyperlink w:history="1" r:id="rIdw-uhxfyixeu0dven_a9gm">
         <w:r>
           <w:rPr>
             <w:rFonts w:ascii="Arial" w:cs="Arial" w:eastAsia="Arial" w:hAnsi="Arial"/>
@@ -2560,7 +2560,7 @@
         </w:rPr>
         <w:t xml:space="preserve"> (</w:t>
       </w:r>
-      <w:hyperlink w:history="1" r:id="rId5-9ywbk0dvf400eaebt2q">
+      <w:hyperlink w:history="1" r:id="rIdxwk-ui4yedjp0n0olsmsi">
         <w:r>
           <w:rPr>
             <w:rFonts w:ascii="Arial" w:cs="Arial" w:eastAsia="Arial" w:hAnsi="Arial"/>
@@ -2580,7 +2580,7 @@
         </w:rPr>
         <w:t xml:space="preserve">). To view a copy of this license, visit </w:t>
       </w:r>
-      <w:hyperlink w:history="1" r:id="rIdzqp9ucrxrrs928qtonqd8">
+      <w:hyperlink w:history="1" r:id="rIdai7pvkamkqp62qig2uozx">
         <w:r>
           <w:rPr>
             <w:rFonts w:ascii="Arial" w:cs="Arial" w:eastAsia="Arial" w:hAnsi="Arial"/>

--- a/data/outputs/v2/Chemistry/SS1.4_Chemical_Bonding/Chemistry_Chemical_Bonding_SummaryTable.docx
+++ b/data/outputs/v2/Chemistry/SS1.4_Chemical_Bonding/Chemistry_Chemical_Bonding_SummaryTable.docx
@@ -4,6 +4,7 @@
   <w:body>
     <w:p>
       <w:pPr>
+        <w:keepNext w:val="false"/>
         <w:spacing w:after="30" w:before="0"/>
         <w:jc w:val="center"/>
       </w:pPr>
@@ -23,6 +24,7 @@
     </w:p>
     <w:p>
       <w:pPr>
+        <w:keepNext w:val="false"/>
         <w:spacing w:after="60" w:before="0"/>
         <w:jc w:val="center"/>
       </w:pPr>
@@ -81,6 +83,7 @@
           </w:tcPr>
           <w:p>
             <w:pPr>
+              <w:keepNext w:val="false"/>
               <w:spacing w:after="40" w:before="0"/>
               <w:jc w:val="center"/>
             </w:pPr>
@@ -115,6 +118,7 @@
           </w:tcPr>
           <w:p>
             <w:pPr>
+              <w:keepNext w:val="false"/>
               <w:spacing w:after="40" w:before="0"/>
               <w:jc w:val="left"/>
             </w:pPr>
@@ -147,6 +151,7 @@
           </w:tcPr>
           <w:p>
             <w:pPr>
+              <w:keepNext w:val="false"/>
               <w:spacing w:after="40" w:before="0"/>
               <w:jc w:val="left"/>
             </w:pPr>
@@ -181,6 +186,7 @@
           </w:tcPr>
           <w:p>
             <w:pPr>
+              <w:keepNext w:val="false"/>
               <w:spacing w:after="40" w:before="0"/>
               <w:jc w:val="left"/>
             </w:pPr>
@@ -213,6 +219,7 @@
           </w:tcPr>
           <w:p>
             <w:pPr>
+              <w:keepNext w:val="false"/>
               <w:spacing w:after="40" w:before="0"/>
               <w:jc w:val="left"/>
             </w:pPr>
@@ -273,6 +280,7 @@
           </w:tcPr>
           <w:p>
             <w:pPr>
+              <w:keepNext w:val="false"/>
               <w:spacing w:after="40" w:before="0"/>
               <w:jc w:val="center"/>
             </w:pPr>
@@ -307,6 +315,7 @@
           </w:tcPr>
           <w:p>
             <w:pPr>
+              <w:keepNext w:val="false"/>
               <w:spacing w:after="40" w:before="0"/>
               <w:jc w:val="left"/>
             </w:pPr>
@@ -369,6 +378,7 @@
           </w:tcPr>
           <w:p>
             <w:pPr>
+              <w:keepNext w:val="false"/>
               <w:spacing w:after="40" w:before="0"/>
               <w:jc w:val="left"/>
             </w:pPr>
@@ -401,6 +411,7 @@
           </w:tcPr>
           <w:p>
             <w:pPr>
+              <w:keepNext w:val="false"/>
               <w:spacing w:after="40" w:before="0"/>
               <w:jc w:val="left"/>
             </w:pPr>
@@ -433,6 +444,7 @@
           </w:tcPr>
           <w:p>
             <w:pPr>
+              <w:keepNext w:val="false"/>
               <w:spacing w:after="40" w:before="0"/>
               <w:jc w:val="left"/>
             </w:pPr>
@@ -465,6 +477,7 @@
           </w:tcPr>
           <w:p>
             <w:pPr>
+              <w:keepNext w:val="false"/>
               <w:spacing w:after="40" w:before="0"/>
               <w:jc w:val="left"/>
             </w:pPr>
@@ -499,6 +512,7 @@
           </w:tcPr>
           <w:p>
             <w:pPr>
+              <w:keepNext w:val="false"/>
               <w:spacing w:after="40" w:before="0"/>
               <w:jc w:val="left"/>
             </w:pPr>
@@ -518,6 +532,7 @@
           </w:p>
           <w:p>
             <w:pPr>
+              <w:keepNext w:val="false"/>
               <w:spacing w:after="40" w:before="0"/>
               <w:jc w:val="left"/>
             </w:pPr>
@@ -550,6 +565,7 @@
           </w:tcPr>
           <w:p>
             <w:pPr>
+              <w:keepNext w:val="false"/>
               <w:spacing w:after="40" w:before="0"/>
               <w:jc w:val="left"/>
             </w:pPr>
@@ -582,6 +598,7 @@
           </w:tcPr>
           <w:p>
             <w:pPr>
+              <w:keepNext w:val="false"/>
               <w:spacing w:after="40" w:before="0"/>
               <w:jc w:val="left"/>
             </w:pPr>
@@ -614,6 +631,7 @@
           </w:tcPr>
           <w:p>
             <w:pPr>
+              <w:keepNext w:val="false"/>
               <w:spacing w:after="40" w:before="0"/>
               <w:jc w:val="left"/>
             </w:pPr>
@@ -648,6 +666,7 @@
           </w:tcPr>
           <w:p>
             <w:pPr>
+              <w:keepNext w:val="false"/>
               <w:spacing w:after="40" w:before="0"/>
               <w:jc w:val="left"/>
             </w:pPr>
@@ -667,6 +686,7 @@
           </w:p>
           <w:p>
             <w:pPr>
+              <w:keepNext w:val="false"/>
               <w:spacing w:after="40" w:before="0"/>
               <w:jc w:val="left"/>
             </w:pPr>
@@ -699,6 +719,7 @@
           </w:tcPr>
           <w:p>
             <w:pPr>
+              <w:keepNext w:val="false"/>
               <w:spacing w:after="40" w:before="0"/>
               <w:jc w:val="left"/>
             </w:pPr>
@@ -731,6 +752,7 @@
           </w:tcPr>
           <w:p>
             <w:pPr>
+              <w:keepNext w:val="false"/>
               <w:spacing w:after="40" w:before="0"/>
               <w:jc w:val="left"/>
             </w:pPr>
@@ -763,6 +785,7 @@
           </w:tcPr>
           <w:p>
             <w:pPr>
+              <w:keepNext w:val="false"/>
               <w:spacing w:after="40" w:before="0"/>
               <w:jc w:val="left"/>
             </w:pPr>
@@ -797,6 +820,7 @@
           </w:tcPr>
           <w:p>
             <w:pPr>
+              <w:keepNext w:val="false"/>
               <w:spacing w:after="40" w:before="0"/>
               <w:jc w:val="left"/>
             </w:pPr>
@@ -816,6 +840,7 @@
           </w:p>
           <w:p>
             <w:pPr>
+              <w:keepNext w:val="false"/>
               <w:spacing w:after="40" w:before="0"/>
               <w:jc w:val="left"/>
             </w:pPr>
@@ -848,6 +873,7 @@
           </w:tcPr>
           <w:p>
             <w:pPr>
+              <w:keepNext w:val="false"/>
               <w:spacing w:after="40" w:before="0"/>
               <w:jc w:val="left"/>
             </w:pPr>
@@ -880,6 +906,7 @@
           </w:tcPr>
           <w:p>
             <w:pPr>
+              <w:keepNext w:val="false"/>
               <w:spacing w:after="40" w:before="0"/>
               <w:jc w:val="left"/>
             </w:pPr>
@@ -912,6 +939,7 @@
           </w:tcPr>
           <w:p>
             <w:pPr>
+              <w:keepNext w:val="false"/>
               <w:spacing w:after="40" w:before="0"/>
               <w:jc w:val="left"/>
             </w:pPr>
@@ -946,6 +974,7 @@
           </w:tcPr>
           <w:p>
             <w:pPr>
+              <w:keepNext w:val="false"/>
               <w:spacing w:after="40" w:before="0"/>
               <w:jc w:val="left"/>
             </w:pPr>
@@ -965,6 +994,7 @@
           </w:p>
           <w:p>
             <w:pPr>
+              <w:keepNext w:val="false"/>
               <w:spacing w:after="40" w:before="0"/>
               <w:jc w:val="left"/>
             </w:pPr>
@@ -997,6 +1027,7 @@
           </w:tcPr>
           <w:p>
             <w:pPr>
+              <w:keepNext w:val="false"/>
               <w:spacing w:after="40" w:before="0"/>
               <w:jc w:val="left"/>
             </w:pPr>
@@ -1029,6 +1060,7 @@
           </w:tcPr>
           <w:p>
             <w:pPr>
+              <w:keepNext w:val="false"/>
               <w:spacing w:after="40" w:before="0"/>
               <w:jc w:val="left"/>
             </w:pPr>
@@ -1061,6 +1093,7 @@
           </w:tcPr>
           <w:p>
             <w:pPr>
+              <w:keepNext w:val="false"/>
               <w:spacing w:after="40" w:before="0"/>
               <w:jc w:val="left"/>
             </w:pPr>
@@ -1095,6 +1128,7 @@
           </w:tcPr>
           <w:p>
             <w:pPr>
+              <w:keepNext w:val="false"/>
               <w:spacing w:after="40" w:before="0"/>
               <w:jc w:val="left"/>
             </w:pPr>
@@ -1114,6 +1148,7 @@
           </w:p>
           <w:p>
             <w:pPr>
+              <w:keepNext w:val="false"/>
               <w:spacing w:after="40" w:before="0"/>
               <w:jc w:val="left"/>
             </w:pPr>
@@ -1146,6 +1181,7 @@
           </w:tcPr>
           <w:p>
             <w:pPr>
+              <w:keepNext w:val="false"/>
               <w:spacing w:after="40" w:before="0"/>
               <w:jc w:val="left"/>
             </w:pPr>
@@ -1178,6 +1214,7 @@
           </w:tcPr>
           <w:p>
             <w:pPr>
+              <w:keepNext w:val="false"/>
               <w:spacing w:after="40" w:before="0"/>
               <w:jc w:val="left"/>
             </w:pPr>
@@ -1210,6 +1247,7 @@
           </w:tcPr>
           <w:p>
             <w:pPr>
+              <w:keepNext w:val="false"/>
               <w:spacing w:after="40" w:before="0"/>
               <w:jc w:val="left"/>
             </w:pPr>
@@ -1244,6 +1282,7 @@
           </w:tcPr>
           <w:p>
             <w:pPr>
+              <w:keepNext w:val="false"/>
               <w:spacing w:after="40" w:before="0"/>
               <w:jc w:val="left"/>
             </w:pPr>
@@ -1263,6 +1302,7 @@
           </w:p>
           <w:p>
             <w:pPr>
+              <w:keepNext w:val="false"/>
               <w:spacing w:after="40" w:before="0"/>
               <w:jc w:val="left"/>
             </w:pPr>
@@ -1295,6 +1335,7 @@
           </w:tcPr>
           <w:p>
             <w:pPr>
+              <w:keepNext w:val="false"/>
               <w:spacing w:after="40" w:before="0"/>
               <w:jc w:val="left"/>
             </w:pPr>
@@ -1327,6 +1368,7 @@
           </w:tcPr>
           <w:p>
             <w:pPr>
+              <w:keepNext w:val="false"/>
               <w:spacing w:after="40" w:before="0"/>
               <w:jc w:val="left"/>
             </w:pPr>
@@ -1359,6 +1401,7 @@
           </w:tcPr>
           <w:p>
             <w:pPr>
+              <w:keepNext w:val="false"/>
               <w:spacing w:after="40" w:before="0"/>
               <w:jc w:val="left"/>
             </w:pPr>
@@ -1393,6 +1436,7 @@
           </w:tcPr>
           <w:p>
             <w:pPr>
+              <w:keepNext w:val="false"/>
               <w:spacing w:after="40" w:before="0"/>
               <w:jc w:val="left"/>
             </w:pPr>
@@ -1412,6 +1456,7 @@
           </w:p>
           <w:p>
             <w:pPr>
+              <w:keepNext w:val="false"/>
               <w:spacing w:after="40" w:before="0"/>
               <w:jc w:val="left"/>
             </w:pPr>
@@ -1444,6 +1489,7 @@
           </w:tcPr>
           <w:p>
             <w:pPr>
+              <w:keepNext w:val="false"/>
               <w:spacing w:after="40" w:before="0"/>
               <w:jc w:val="left"/>
             </w:pPr>
@@ -1476,6 +1522,7 @@
           </w:tcPr>
           <w:p>
             <w:pPr>
+              <w:keepNext w:val="false"/>
               <w:spacing w:after="40" w:before="0"/>
               <w:jc w:val="left"/>
             </w:pPr>
@@ -1508,6 +1555,7 @@
           </w:tcPr>
           <w:p>
             <w:pPr>
+              <w:keepNext w:val="false"/>
               <w:spacing w:after="40" w:before="0"/>
               <w:jc w:val="left"/>
             </w:pPr>
@@ -1542,6 +1590,7 @@
           </w:tcPr>
           <w:p>
             <w:pPr>
+              <w:keepNext w:val="false"/>
               <w:spacing w:after="40" w:before="0"/>
               <w:jc w:val="left"/>
             </w:pPr>
@@ -1561,6 +1610,7 @@
           </w:p>
           <w:p>
             <w:pPr>
+              <w:keepNext w:val="false"/>
               <w:spacing w:after="40" w:before="0"/>
               <w:jc w:val="left"/>
             </w:pPr>
@@ -1593,6 +1643,7 @@
           </w:tcPr>
           <w:p>
             <w:pPr>
+              <w:keepNext w:val="false"/>
               <w:spacing w:after="40" w:before="0"/>
               <w:jc w:val="left"/>
             </w:pPr>
@@ -1625,6 +1676,7 @@
           </w:tcPr>
           <w:p>
             <w:pPr>
+              <w:keepNext w:val="false"/>
               <w:spacing w:after="40" w:before="0"/>
               <w:jc w:val="left"/>
             </w:pPr>
@@ -1657,6 +1709,7 @@
           </w:tcPr>
           <w:p>
             <w:pPr>
+              <w:keepNext w:val="false"/>
               <w:spacing w:after="40" w:before="0"/>
               <w:jc w:val="left"/>
             </w:pPr>
@@ -1691,6 +1744,7 @@
           </w:tcPr>
           <w:p>
             <w:pPr>
+              <w:keepNext w:val="false"/>
               <w:spacing w:after="40" w:before="0"/>
               <w:jc w:val="left"/>
             </w:pPr>
@@ -1710,6 +1764,7 @@
           </w:p>
           <w:p>
             <w:pPr>
+              <w:keepNext w:val="false"/>
               <w:spacing w:after="40" w:before="0"/>
               <w:jc w:val="left"/>
             </w:pPr>
@@ -1742,6 +1797,7 @@
           </w:tcPr>
           <w:p>
             <w:pPr>
+              <w:keepNext w:val="false"/>
               <w:spacing w:after="40" w:before="0"/>
               <w:jc w:val="left"/>
             </w:pPr>
@@ -1774,6 +1830,7 @@
           </w:tcPr>
           <w:p>
             <w:pPr>
+              <w:keepNext w:val="false"/>
               <w:spacing w:after="40" w:before="0"/>
               <w:jc w:val="left"/>
             </w:pPr>
@@ -1806,6 +1863,7 @@
           </w:tcPr>
           <w:p>
             <w:pPr>
+              <w:keepNext w:val="false"/>
               <w:spacing w:after="40" w:before="0"/>
               <w:jc w:val="left"/>
             </w:pPr>
@@ -1840,6 +1898,7 @@
           </w:tcPr>
           <w:p>
             <w:pPr>
+              <w:keepNext w:val="false"/>
               <w:spacing w:after="40" w:before="0"/>
               <w:jc w:val="left"/>
             </w:pPr>
@@ -1859,6 +1918,7 @@
           </w:p>
           <w:p>
             <w:pPr>
+              <w:keepNext w:val="false"/>
               <w:spacing w:after="40" w:before="0"/>
               <w:jc w:val="left"/>
             </w:pPr>
@@ -1891,6 +1951,7 @@
           </w:tcPr>
           <w:p>
             <w:pPr>
+              <w:keepNext w:val="false"/>
               <w:spacing w:after="40" w:before="0"/>
               <w:jc w:val="left"/>
             </w:pPr>
@@ -1923,6 +1984,7 @@
           </w:tcPr>
           <w:p>
             <w:pPr>
+              <w:keepNext w:val="false"/>
               <w:spacing w:after="40" w:before="0"/>
               <w:jc w:val="left"/>
             </w:pPr>
@@ -1955,6 +2017,7 @@
           </w:tcPr>
           <w:p>
             <w:pPr>
+              <w:keepNext w:val="false"/>
               <w:spacing w:after="40" w:before="0"/>
               <w:jc w:val="left"/>
             </w:pPr>
@@ -1989,6 +2052,7 @@
           </w:tcPr>
           <w:p>
             <w:pPr>
+              <w:keepNext w:val="false"/>
               <w:spacing w:after="40" w:before="0"/>
               <w:jc w:val="left"/>
             </w:pPr>
@@ -2008,6 +2072,7 @@
           </w:p>
           <w:p>
             <w:pPr>
+              <w:keepNext w:val="false"/>
               <w:spacing w:after="40" w:before="0"/>
               <w:jc w:val="left"/>
             </w:pPr>
@@ -2040,6 +2105,7 @@
           </w:tcPr>
           <w:p>
             <w:pPr>
+              <w:keepNext w:val="false"/>
               <w:spacing w:after="40" w:before="0"/>
               <w:jc w:val="left"/>
             </w:pPr>
@@ -2072,6 +2138,7 @@
           </w:tcPr>
           <w:p>
             <w:pPr>
+              <w:keepNext w:val="false"/>
               <w:spacing w:after="40" w:before="0"/>
               <w:jc w:val="left"/>
             </w:pPr>
@@ -2104,6 +2171,7 @@
           </w:tcPr>
           <w:p>
             <w:pPr>
+              <w:keepNext w:val="false"/>
               <w:spacing w:after="40" w:before="0"/>
               <w:jc w:val="left"/>
             </w:pPr>
@@ -2138,6 +2206,7 @@
           </w:tcPr>
           <w:p>
             <w:pPr>
+              <w:keepNext w:val="false"/>
               <w:spacing w:after="40" w:before="0"/>
               <w:jc w:val="left"/>
             </w:pPr>
@@ -2157,6 +2226,7 @@
           </w:p>
           <w:p>
             <w:pPr>
+              <w:keepNext w:val="false"/>
               <w:spacing w:after="40" w:before="0"/>
               <w:jc w:val="left"/>
             </w:pPr>
@@ -2189,6 +2259,7 @@
           </w:tcPr>
           <w:p>
             <w:pPr>
+              <w:keepNext w:val="false"/>
               <w:spacing w:after="40" w:before="0"/>
               <w:jc w:val="left"/>
             </w:pPr>
@@ -2221,6 +2292,7 @@
           </w:tcPr>
           <w:p>
             <w:pPr>
+              <w:keepNext w:val="false"/>
               <w:spacing w:after="40" w:before="0"/>
               <w:jc w:val="left"/>
             </w:pPr>
@@ -2253,6 +2325,7 @@
           </w:tcPr>
           <w:p>
             <w:pPr>
+              <w:keepNext w:val="false"/>
               <w:spacing w:after="40" w:before="0"/>
               <w:jc w:val="left"/>
             </w:pPr>
@@ -2287,6 +2360,7 @@
           </w:tcPr>
           <w:p>
             <w:pPr>
+              <w:keepNext w:val="false"/>
               <w:spacing w:after="40" w:before="0"/>
               <w:jc w:val="left"/>
             </w:pPr>
@@ -2306,6 +2380,7 @@
           </w:p>
           <w:p>
             <w:pPr>
+              <w:keepNext w:val="false"/>
               <w:spacing w:after="40" w:before="0"/>
               <w:jc w:val="left"/>
             </w:pPr>
@@ -2338,6 +2413,7 @@
           </w:tcPr>
           <w:p>
             <w:pPr>
+              <w:keepNext w:val="false"/>
               <w:spacing w:after="40" w:before="0"/>
               <w:jc w:val="left"/>
             </w:pPr>
@@ -2370,6 +2446,7 @@
           </w:tcPr>
           <w:p>
             <w:pPr>
+              <w:keepNext w:val="false"/>
               <w:spacing w:after="40" w:before="0"/>
               <w:jc w:val="left"/>
             </w:pPr>
@@ -2402,6 +2479,7 @@
           </w:tcPr>
           <w:p>
             <w:pPr>
+              <w:keepNext w:val="false"/>
               <w:spacing w:after="40" w:before="0"/>
               <w:jc w:val="left"/>
             </w:pPr>
@@ -2540,7 +2618,7 @@
         </w:rPr>
         <w:t xml:space="preserve">© 2026 SeaVuria and ARES. This work is licensed under a </w:t>
       </w:r>
-      <w:hyperlink w:history="1" r:id="rIdw-uhxfyixeu0dven_a9gm">
+      <w:hyperlink w:history="1" r:id="rIdx6jio44naz3tuv6odmtkg">
         <w:r>
           <w:rPr>
             <w:rFonts w:ascii="Arial" w:cs="Arial" w:eastAsia="Arial" w:hAnsi="Arial"/>
@@ -2560,7 +2638,7 @@
         </w:rPr>
         <w:t xml:space="preserve"> (</w:t>
       </w:r>
-      <w:hyperlink w:history="1" r:id="rIdxwk-ui4yedjp0n0olsmsi">
+      <w:hyperlink w:history="1" r:id="rIdq0q-zum4zrdjjl8gunk_s">
         <w:r>
           <w:rPr>
             <w:rFonts w:ascii="Arial" w:cs="Arial" w:eastAsia="Arial" w:hAnsi="Arial"/>
@@ -2580,7 +2658,7 @@
         </w:rPr>
         <w:t xml:space="preserve">). To view a copy of this license, visit </w:t>
       </w:r>
-      <w:hyperlink w:history="1" r:id="rIdai7pvkamkqp62qig2uozx">
+      <w:hyperlink w:history="1" r:id="rIdjrt2iqljysvquokguc9o7">
         <w:r>
           <w:rPr>
             <w:rFonts w:ascii="Arial" w:cs="Arial" w:eastAsia="Arial" w:hAnsi="Arial"/>

--- a/data/outputs/v2/Chemistry/SS1.4_Chemical_Bonding/Chemistry_Chemical_Bonding_SummaryTable.docx
+++ b/data/outputs/v2/Chemistry/SS1.4_Chemical_Bonding/Chemistry_Chemical_Bonding_SummaryTable.docx
@@ -2618,7 +2618,7 @@
         </w:rPr>
         <w:t xml:space="preserve">© 2026 SeaVuria and ARES. This work is licensed under a </w:t>
       </w:r>
-      <w:hyperlink w:history="1" r:id="rIdx6jio44naz3tuv6odmtkg">
+      <w:hyperlink w:history="1" r:id="rIdb6gjnuauxwf3vgxn0ut3c">
         <w:r>
           <w:rPr>
             <w:rFonts w:ascii="Arial" w:cs="Arial" w:eastAsia="Arial" w:hAnsi="Arial"/>
@@ -2638,7 +2638,7 @@
         </w:rPr>
         <w:t xml:space="preserve"> (</w:t>
       </w:r>
-      <w:hyperlink w:history="1" r:id="rIdq0q-zum4zrdjjl8gunk_s">
+      <w:hyperlink w:history="1" r:id="rIdvgrvydqnnnssvpyxd3ixm">
         <w:r>
           <w:rPr>
             <w:rFonts w:ascii="Arial" w:cs="Arial" w:eastAsia="Arial" w:hAnsi="Arial"/>
@@ -2658,7 +2658,7 @@
         </w:rPr>
         <w:t xml:space="preserve">). To view a copy of this license, visit </w:t>
       </w:r>
-      <w:hyperlink w:history="1" r:id="rIdjrt2iqljysvquokguc9o7">
+      <w:hyperlink w:history="1" r:id="rIdtykeff2ucjnkt0sa8p0nc">
         <w:r>
           <w:rPr>
             <w:rFonts w:ascii="Arial" w:cs="Arial" w:eastAsia="Arial" w:hAnsi="Arial"/>
